--- a/flow/20230914_vu_template/drafts/2024-06-g/30-НД-Гл.5-Собор 12 апп..docx
+++ b/flow/20230914_vu_template/drafts/2024-06-g/30-НД-Гл.5-Собор 12 апп..docx
@@ -4088,6 +4088,7 @@
     <w:p>
       <w:pPr>
         <w:pStyle w:val="a"/>
+        <w:spacing w:after="240"/>
       </w:pPr>
       <w:r>
         <w:rPr>
@@ -4135,6 +4136,7 @@
     <w:p>
       <w:pPr>
         <w:pStyle w:val="a"/>
+        <w:spacing w:after="240"/>
       </w:pPr>
       <w:r>
         <w:rPr>
@@ -4625,6 +4627,7 @@
     <w:p>
       <w:pPr>
         <w:pStyle w:val="a"/>
+        <w:spacing w:after="240"/>
       </w:pPr>
       <w:r>
         <w:rPr>
@@ -5079,6 +5082,7 @@
     <w:p>
       <w:pPr>
         <w:pStyle w:val="a"/>
+        <w:spacing w:after="240"/>
       </w:pPr>
       <w:r>
         <w:rPr>
@@ -5569,6 +5573,7 @@
     <w:p>
       <w:pPr>
         <w:pStyle w:val="a"/>
+        <w:spacing w:after="240"/>
       </w:pPr>
       <w:r>
         <w:rPr>
@@ -5616,6 +5621,7 @@
     <w:p>
       <w:pPr>
         <w:pStyle w:val="a"/>
+        <w:spacing w:after="240"/>
       </w:pPr>
       <w:r>
         <w:rPr>
@@ -6022,42 +6028,8 @@
     </w:p>
     <w:p>
       <w:pPr>
-        <w:spacing w:after="120" w:lineRule="auto"/>
-        <w:jc w:val="both"/>
-        <w:rPr>
-          <w:rFonts w:ascii="Times New Roman" w:cs="Times New Roman" w:eastAsia="Times New Roman" w:hAnsi="Times New Roman"/>
-          <w:sz w:val="24"/>
-          <w:szCs w:val="24"/>
-        </w:rPr>
-      </w:pPr>
-      <w:r>
-        <w:rPr>
-          <w:rtl w:val="0"/>
-        </w:rPr>
-      </w:r>
-    </w:p>
-    <w:p>
-      <w:pPr>
-        <w:shd w:fill="ffffff" w:val="clear"/>
-        <w:spacing w:after="120" w:lineRule="auto"/>
-        <w:jc w:val="both"/>
-        <w:rPr>
-          <w:rFonts w:ascii="Times New Roman" w:cs="Times New Roman" w:eastAsia="Times New Roman" w:hAnsi="Times New Roman"/>
-          <w:i w:val="1"/>
-          <w:color w:val="ff0000"/>
-          <w:sz w:val="24"/>
-          <w:szCs w:val="24"/>
-        </w:rPr>
-      </w:pPr>
-      <w:r>
-        <w:rPr>
-          <w:rtl w:val="0"/>
-        </w:rPr>
-      </w:r>
-    </w:p>
-    <w:p>
-      <w:pPr>
         <w:pStyle w:val="a"/>
+        <w:spacing w:after="240"/>
       </w:pPr>
       <w:r>
         <w:rPr>
@@ -6723,8 +6695,32 @@
       </w:r>
     </w:p>
     <w:p>
-      <w:r>
-        <w:t>БОГОРОДИЧНИЙ</w:t>
+      <w:pPr>
+        <w:spacing w:after="120"/>
+      </w:pPr>
+      <w:r>
+        <w:rPr>
+          <w:rFonts w:ascii="Times New Roman" w:hAnsi="Times New Roman"/>
+          <w:b/>
+          <w:sz w:val="24"/>
+        </w:rPr>
+        <w:t>І нині</w:t>
+      </w:r>
+      <w:r>
+        <w:rPr>
+          <w:rFonts w:ascii="Times New Roman" w:hAnsi="Times New Roman"/>
+          <w:sz w:val="24"/>
+        </w:rPr>
+        <w:t xml:space="preserve"> </w:t>
+      </w:r>
+      <w:r>
+        <w:rPr>
+          <w:rFonts w:ascii="Times New Roman" w:hAnsi="Times New Roman"/>
+          <w:i/>
+          <w:color w:val="FF0000"/>
+          <w:sz w:val="24"/>
+        </w:rPr>
+        <w:t>(догмат, г. 5):</w:t>
       </w:r>
     </w:p>
     <w:p>
@@ -9767,6 +9763,7 @@
     <w:p>
       <w:pPr>
         <w:pStyle w:val="a"/>
+        <w:spacing w:after="120"/>
       </w:pPr>
       <w:r>
         <w:rPr>
@@ -9789,6 +9786,7 @@
     <w:p>
       <w:pPr>
         <w:pStyle w:val="a"/>
+        <w:spacing w:after="160"/>
       </w:pPr>
       <w:r>
         <w:rPr>
@@ -14525,6 +14523,7 @@
     <w:p>
       <w:pPr>
         <w:pStyle w:val="a"/>
+        <w:spacing w:after="120"/>
       </w:pPr>
       <w:r>
         <w:rPr>
@@ -14543,10 +14542,20 @@
         </w:rPr>
         <w:t>Собезнача́льне Сло́во Отцю́ і Ду́хові,* від Ді́ви наро́джене на спасі́ння на́ше,* оспіва́ймо, ві́рні, і поклоні́мся,* бо благоволи́в пло́ттю зійти́ на хрест* і смерть перетерпі́ти, і воскреси́ти уме́рлих* сла́вним воскресі́нням Свої́м.</w:t>
       </w:r>
+      <w:r>
+        <w:rPr>
+          <w:rFonts w:ascii="Times New Roman" w:hAnsi="Times New Roman"/>
+          <w:i/>
+          <w:color w:val="FF4400"/>
+          <w:sz w:val="24"/>
+        </w:rPr>
+        <w:t xml:space="preserve"> (2 р.)</w:t>
+      </w:r>
     </w:p>
     <w:p>
       <w:pPr>
         <w:pStyle w:val="a"/>
+        <w:spacing w:after="160"/>
       </w:pPr>
       <w:r>
         <w:rPr>
